--- a/docx/Series Seed - Term Sheet.docx
+++ b/docx/Series Seed - Term Sheet.docx
@@ -1049,7 +1049,7 @@
                 <w:sz w:val="22"/>
                 <w:szCs w:val="22"/>
               </w:rPr>
-              <w:t xml:space="preserve">Major Purchasers may purchase their pro rata share of future equity issuances for capital-raising purposes, with customary exceptions.</w:t>
+              <w:t xml:space="preserve">Major Purchasers may purchase their pro rata share of future equity issuances for capital-raising purposes, with customary exceptions. [Alternative 1: A Major Purchaser that does not purchase at least [its full] [[50]% of its] pro rata share in an equity financing offered to it[, led by a new investor,] with gross cash proceeds of at least $[______] loses the participation right for later financings, including the next round, but keeps its other rights.] [Alternative 2: The participation right ends at the closing of the next preferred stock financing, and later participation rights are as provided in that financing’s documents.]</w:t>
             </w:r>
           </w:p>
         </w:tc>
